--- a/docs/U-Net構造改良・損失関数アイデアまとめ.docx
+++ b/docs/U-Net構造改良・損失関数アイデアまとめ.docx
@@ -145,6 +145,569 @@
         <w:t>criterion = FocalTverskyLoss(alpha=0.7, beta=0.3, gamma=0.75)</w:t>
         <w:br/>
         <w:t>→ alpha は FN の重み。alpha &gt; beta で Recall 重視。</w:t>
+      </w:r>
+    </w:p>
+    <w:p>
+      <w:pPr>
+        <w:pStyle w:val="Heading2"/>
+      </w:pPr>
+      <w:r>
+        <w:t>0-2. 学習の収束と過学習（Sep 29, 2026 追記）</w:t>
+      </w:r>
+    </w:p>
+    <w:p>
+      <w:r>
+        <w:t>本メモの他の節は、保存済みの重みで推論をやり直したタイル単位の再解析（どこで間違えるか）に基づいている。この節は results/curves/*.csv の学習曲線（いつ改善が止まるか）を全18条件で横断して見たもので、それまで扱っていなかった軸である。結論として、汎化にいちばん効いているのはデータオーグメンテーションであり、損失関数の変更では動かない。</w:t>
+      </w:r>
+    </w:p>
+    <w:p>
+      <w:pPr>
+        <w:pStyle w:val="Heading3"/>
+      </w:pPr>
+      <w:r>
+        <w:t>検証F1のピークが極端に早い</w:t>
+      </w:r>
+    </w:p>
+    <w:p>
+      <w:r>
+        <w:t>拡張なしの条件は、1000エポック回しても最初の数十エポックで検証F1が頭打ちになり、以降は下がり続ける。拡張ありの条件だけがこの傾向から外れる。</w:t>
+      </w:r>
+    </w:p>
+    <w:tbl>
+      <w:tblPr>
+        <w:tblStyle w:val="TableGrid"/>
+        <w:tblW w:type="auto" w:w="0"/>
+        <w:tblLook w:firstColumn="1" w:firstRow="1" w:lastColumn="0" w:lastRow="0" w:noHBand="0" w:noVBand="1" w:val="04A0"/>
+      </w:tblPr>
+      <w:tblGrid>
+        <w:gridCol w:w="1872"/>
+        <w:gridCol w:w="1872"/>
+        <w:gridCol w:w="1872"/>
+        <w:gridCol w:w="1872"/>
+        <w:gridCol w:w="1872"/>
+      </w:tblGrid>
+      <w:tr>
+        <w:tc>
+          <w:tcPr>
+            <w:tcW w:type="dxa" w:w="1872"/>
+          </w:tcPr>
+          <w:p>
+            <w:r/>
+          </w:p>
+        </w:tc>
+        <w:tc>
+          <w:tcPr>
+            <w:tcW w:type="dxa" w:w="1872"/>
+          </w:tcPr>
+          <w:p>
+            <w:r>
+              <w:t>ピークepoch</w:t>
+            </w:r>
+          </w:p>
+        </w:tc>
+        <w:tc>
+          <w:tcPr>
+            <w:tcW w:type="dxa" w:w="1872"/>
+          </w:tcPr>
+          <w:p>
+            <w:r>
+              <w:t>ピーク位置</w:t>
+            </w:r>
+          </w:p>
+        </w:tc>
+        <w:tc>
+          <w:tcPr>
+            <w:tcW w:type="dxa" w:w="1872"/>
+          </w:tcPr>
+          <w:p>
+            <w:r>
+              <w:t>訓練F1−検証F1</w:t>
+            </w:r>
+          </w:p>
+        </w:tc>
+        <w:tc>
+          <w:tcPr>
+            <w:tcW w:type="dxa" w:w="1872"/>
+          </w:tcPr>
+          <w:p>
+            <w:r>
+              <w:t>最良検証F1</w:t>
+            </w:r>
+          </w:p>
+        </w:tc>
+      </w:tr>
+      <w:tr>
+        <w:tc>
+          <w:tcPr>
+            <w:tcW w:type="dxa" w:w="1872"/>
+          </w:tcPr>
+          <w:p>
+            <w:r>
+              <w:t>拡張なし（15条件）</w:t>
+            </w:r>
+          </w:p>
+        </w:tc>
+        <w:tc>
+          <w:tcPr>
+            <w:tcW w:type="dxa" w:w="1872"/>
+          </w:tcPr>
+          <w:p>
+            <w:r>
+              <w:t>26〜73</w:t>
+            </w:r>
+          </w:p>
+        </w:tc>
+        <w:tc>
+          <w:tcPr>
+            <w:tcW w:type="dxa" w:w="1872"/>
+          </w:tcPr>
+          <w:p>
+            <w:r>
+              <w:t>全体の2.6〜7.3%</w:t>
+            </w:r>
+          </w:p>
+        </w:tc>
+        <w:tc>
+          <w:tcPr>
+            <w:tcW w:type="dxa" w:w="1872"/>
+          </w:tcPr>
+          <w:p>
+            <w:r>
+              <w:t>0.33〜0.39</w:t>
+            </w:r>
+          </w:p>
+        </w:tc>
+        <w:tc>
+          <w:tcPr>
+            <w:tcW w:type="dxa" w:w="1872"/>
+          </w:tcPr>
+          <w:p>
+            <w:r>
+              <w:t>0.62〜0.69</w:t>
+            </w:r>
+          </w:p>
+        </w:tc>
+      </w:tr>
+      <w:tr>
+        <w:tc>
+          <w:tcPr>
+            <w:tcW w:type="dxa" w:w="1872"/>
+          </w:tcPr>
+          <w:p>
+            <w:r>
+              <w:t>拡張あり（3条件）</w:t>
+            </w:r>
+          </w:p>
+        </w:tc>
+        <w:tc>
+          <w:tcPr>
+            <w:tcW w:type="dxa" w:w="1872"/>
+          </w:tcPr>
+          <w:p>
+            <w:r>
+              <w:t>693〜897</w:t>
+            </w:r>
+          </w:p>
+        </w:tc>
+        <w:tc>
+          <w:tcPr>
+            <w:tcW w:type="dxa" w:w="1872"/>
+          </w:tcPr>
+          <w:p>
+            <w:r>
+              <w:t>全体の69〜90%</w:t>
+            </w:r>
+          </w:p>
+        </w:tc>
+        <w:tc>
+          <w:tcPr>
+            <w:tcW w:type="dxa" w:w="1872"/>
+          </w:tcPr>
+          <w:p>
+            <w:r>
+              <w:t>0.098〜0.101</w:t>
+            </w:r>
+          </w:p>
+        </w:tc>
+        <w:tc>
+          <w:tcPr>
+            <w:tcW w:type="dxa" w:w="1872"/>
+          </w:tcPr>
+          <w:p>
+            <w:r>
+              <w:t>0.691〜0.695</w:t>
+            </w:r>
+          </w:p>
+        </w:tc>
+      </w:tr>
+    </w:tbl>
+    <w:p>
+      <w:r>
+        <w:t>検証F1の上位3条件は、いずれも拡張ありである。</w:t>
+      </w:r>
+    </w:p>
+    <w:p>
+      <w:pPr>
+        <w:pStyle w:val="ListParagraph"/>
+      </w:pPr>
+      <w:r>
+        <w:t>DataOgument_AttentionUNet_SAM_APM　0.6948（epoch 693）</w:t>
+      </w:r>
+    </w:p>
+    <w:p>
+      <w:pPr>
+        <w:pStyle w:val="ListParagraph"/>
+      </w:pPr>
+      <w:r>
+        <w:t>DataOgument_FinalFusion_DEM_APM　　0.6941（epoch 897）</w:t>
+      </w:r>
+    </w:p>
+    <w:p>
+      <w:pPr>
+        <w:pStyle w:val="ListParagraph"/>
+      </w:pPr>
+      <w:r>
+        <w:t>DataOgument_FinalFusion_SAM_APM　　0.6911（epoch 871）</w:t>
+      </w:r>
+    </w:p>
+    <w:p>
+      <w:pPr>
+        <w:pStyle w:val="ListParagraph"/>
+      </w:pPr>
+      <w:r>
+        <w:t>（拡張なしの最良）AttentionUNet_DEM_APM　0.6780（epoch 51）</w:t>
+      </w:r>
+    </w:p>
+    <w:p>
+      <w:r>
+        <w:t>ピーク位置が全体の4%から85%へ移り、訓練と検証の差が0.35から0.10に縮んでいる。拡張ありの最終訓練F1は0.786で、拡張なしの0.98に届かない。訓練集合を暗記しきる前に学習が進んでいる。</w:t>
+      </w:r>
+    </w:p>
+    <w:p>
+      <w:pPr>
+        <w:pStyle w:val="Heading3"/>
+      </w:pPr>
+      <w:r>
+        <w:t>損失関数では動かない</w:t>
+      </w:r>
+    </w:p>
+    <w:p>
+      <w:r>
+        <w:t>箇所正規化損失に変えても、過学習の挙動は変わらなかった。損失関数は「何を誤りとみなすか」の重み付けを変えるもので、訓練集合を暗記してしまう問題とは軸が違う。箇所正規化は小さい区域の過小評価（別の実在する問題）に対する手法であり、その観点で評価すべきである。</w:t>
+      </w:r>
+    </w:p>
+    <w:tbl>
+      <w:tblPr>
+        <w:tblStyle w:val="TableGrid"/>
+        <w:tblW w:type="auto" w:w="0"/>
+        <w:tblLook w:firstColumn="1" w:firstRow="1" w:lastColumn="0" w:lastRow="0" w:noHBand="0" w:noVBand="1" w:val="04A0"/>
+      </w:tblPr>
+      <w:tblGrid>
+        <w:gridCol w:w="3120"/>
+        <w:gridCol w:w="3120"/>
+        <w:gridCol w:w="3120"/>
+      </w:tblGrid>
+      <w:tr>
+        <w:tc>
+          <w:tcPr>
+            <w:tcW w:type="dxa" w:w="3120"/>
+          </w:tcPr>
+          <w:p>
+            <w:r>
+              <w:t>条件</w:t>
+            </w:r>
+          </w:p>
+        </w:tc>
+        <w:tc>
+          <w:tcPr>
+            <w:tcW w:type="dxa" w:w="3120"/>
+          </w:tcPr>
+          <w:p>
+            <w:r>
+              <w:t>ピークepoch</w:t>
+            </w:r>
+          </w:p>
+        </w:tc>
+        <w:tc>
+          <w:tcPr>
+            <w:tcW w:type="dxa" w:w="3120"/>
+          </w:tcPr>
+          <w:p>
+            <w:r>
+              <w:t>訓練F1−検証F1</w:t>
+            </w:r>
+          </w:p>
+        </w:tc>
+      </w:tr>
+      <w:tr>
+        <w:tc>
+          <w:tcPr>
+            <w:tcW w:type="dxa" w:w="3120"/>
+          </w:tcPr>
+          <w:p>
+            <w:r>
+              <w:t>FinalFusion_SAM_APM（元）</w:t>
+            </w:r>
+          </w:p>
+        </w:tc>
+        <w:tc>
+          <w:tcPr>
+            <w:tcW w:type="dxa" w:w="3120"/>
+          </w:tcPr>
+          <w:p>
+            <w:r>
+              <w:t>48</w:t>
+            </w:r>
+          </w:p>
+        </w:tc>
+        <w:tc>
+          <w:tcPr>
+            <w:tcW w:type="dxa" w:w="3120"/>
+          </w:tcPr>
+          <w:p>
+            <w:r>
+              <w:t>0.352</w:t>
+            </w:r>
+          </w:p>
+        </w:tc>
+      </w:tr>
+      <w:tr>
+        <w:tc>
+          <w:tcPr>
+            <w:tcW w:type="dxa" w:w="3120"/>
+          </w:tcPr>
+          <w:p>
+            <w:r>
+              <w:t>FinalFusion_SAM_APM_InstLoss</w:t>
+            </w:r>
+          </w:p>
+        </w:tc>
+        <w:tc>
+          <w:tcPr>
+            <w:tcW w:type="dxa" w:w="3120"/>
+          </w:tcPr>
+          <w:p>
+            <w:r>
+              <w:t>28</w:t>
+            </w:r>
+          </w:p>
+        </w:tc>
+        <w:tc>
+          <w:tcPr>
+            <w:tcW w:type="dxa" w:w="3120"/>
+          </w:tcPr>
+          <w:p>
+            <w:r>
+              <w:t>0.339</w:t>
+            </w:r>
+          </w:p>
+        </w:tc>
+      </w:tr>
+    </w:tbl>
+    <w:p>
+      <w:pPr>
+        <w:pStyle w:val="Heading3"/>
+      </w:pPr>
+      <w:r>
+        <w:t>ただし島根への汎化には効いていない</w:t>
+      </w:r>
+    </w:p>
+    <w:p>
+      <w:r>
+        <w:t>拡張の効果は広島に限られる。面積F値・通常評価での対比較（損失・構造は同一、拡張の有無だけが違う）。</w:t>
+      </w:r>
+    </w:p>
+    <w:tbl>
+      <w:tblPr>
+        <w:tblStyle w:val="TableGrid"/>
+        <w:tblW w:type="auto" w:w="0"/>
+        <w:tblLook w:firstColumn="1" w:firstRow="1" w:lastColumn="0" w:lastRow="0" w:noHBand="0" w:noVBand="1" w:val="04A0"/>
+      </w:tblPr>
+      <w:tblGrid>
+        <w:gridCol w:w="3120"/>
+        <w:gridCol w:w="3120"/>
+        <w:gridCol w:w="3120"/>
+      </w:tblGrid>
+      <w:tr>
+        <w:tc>
+          <w:tcPr>
+            <w:tcW w:type="dxa" w:w="3120"/>
+          </w:tcPr>
+          <w:p>
+            <w:r>
+              <w:t>条件</w:t>
+            </w:r>
+          </w:p>
+        </w:tc>
+        <w:tc>
+          <w:tcPr>
+            <w:tcW w:type="dxa" w:w="3120"/>
+          </w:tcPr>
+          <w:p>
+            <w:r>
+              <w:t>広島</w:t>
+            </w:r>
+          </w:p>
+        </w:tc>
+        <w:tc>
+          <w:tcPr>
+            <w:tcW w:type="dxa" w:w="3120"/>
+          </w:tcPr>
+          <w:p>
+            <w:r>
+              <w:t>島根</w:t>
+            </w:r>
+          </w:p>
+        </w:tc>
+      </w:tr>
+      <w:tr>
+        <w:tc>
+          <w:tcPr>
+            <w:tcW w:type="dxa" w:w="3120"/>
+          </w:tcPr>
+          <w:p>
+            <w:r>
+              <w:t>FinalFusion_DEM_APM</w:t>
+            </w:r>
+          </w:p>
+        </w:tc>
+        <w:tc>
+          <w:tcPr>
+            <w:tcW w:type="dxa" w:w="3120"/>
+          </w:tcPr>
+          <w:p>
+            <w:r>
+              <w:t>0.6744→0.6996（+0.0252）</w:t>
+            </w:r>
+          </w:p>
+        </w:tc>
+        <w:tc>
+          <w:tcPr>
+            <w:tcW w:type="dxa" w:w="3120"/>
+          </w:tcPr>
+          <w:p>
+            <w:r>
+              <w:t>0.5485→0.5391（−0.0094）</w:t>
+            </w:r>
+          </w:p>
+        </w:tc>
+      </w:tr>
+      <w:tr>
+        <w:tc>
+          <w:tcPr>
+            <w:tcW w:type="dxa" w:w="3120"/>
+          </w:tcPr>
+          <w:p>
+            <w:r>
+              <w:t>FinalFusion_SAM_APM</w:t>
+            </w:r>
+          </w:p>
+        </w:tc>
+        <w:tc>
+          <w:tcPr>
+            <w:tcW w:type="dxa" w:w="3120"/>
+          </w:tcPr>
+          <w:p>
+            <w:r>
+              <w:t>0.6727→0.6974（+0.0247）</w:t>
+            </w:r>
+          </w:p>
+        </w:tc>
+        <w:tc>
+          <w:tcPr>
+            <w:tcW w:type="dxa" w:w="3120"/>
+          </w:tcPr>
+          <w:p>
+            <w:r>
+              <w:t>0.5381→0.5409（+0.0028）</w:t>
+            </w:r>
+          </w:p>
+        </w:tc>
+      </w:tr>
+      <w:tr>
+        <w:tc>
+          <w:tcPr>
+            <w:tcW w:type="dxa" w:w="3120"/>
+          </w:tcPr>
+          <w:p>
+            <w:r>
+              <w:t>AttentionUNet_SAM_APM</w:t>
+            </w:r>
+          </w:p>
+        </w:tc>
+        <w:tc>
+          <w:tcPr>
+            <w:tcW w:type="dxa" w:w="3120"/>
+          </w:tcPr>
+          <w:p>
+            <w:r>
+              <w:t>0.6763→0.6991（+0.0228）</w:t>
+            </w:r>
+          </w:p>
+        </w:tc>
+        <w:tc>
+          <w:tcPr>
+            <w:tcW w:type="dxa" w:w="3120"/>
+          </w:tcPr>
+          <w:p>
+            <w:r>
+              <w:t>0.5448→0.5483（+0.0035）</w:t>
+            </w:r>
+          </w:p>
+        </w:tc>
+      </w:tr>
+    </w:tbl>
+    <w:p>
+      <w:r>
+        <w:t>広島は3件とも+0.023〜+0.025で一貫するが、島根は±0.01以内で1件は悪化する。回転・反転・拡大縮小は「訓練集合への過剰適合」を解消するが、「広島という地域への適合」は解消しない。県をまたぐ汎化は、拡張とは別の手立て（学習地域を増やす、入力を増やす）が要る。</w:t>
+      </w:r>
+    </w:p>
+    <w:p>
+      <w:pPr>
+        <w:pStyle w:val="Heading3"/>
+      </w:pPr>
+      <w:r>
+        <w:t>やること</w:t>
+      </w:r>
+    </w:p>
+    <w:p>
+      <w:pPr>
+        <w:pStyle w:val="ListParagraph"/>
+      </w:pPr>
+      <w:r>
+        <w:t>データ拡張を全条件の既定にする。単独の施策としては最も効いている</w:t>
+      </w:r>
+    </w:p>
+    <w:p>
+      <w:pPr>
+        <w:pStyle w:val="ListParagraph"/>
+      </w:pPr>
+      <w:r>
+        <w:t>拡張と箇所正規化損失を組み合わせた条件を作る。狙いが違う（汎化／小区域の拾い上げ）ので加算的に効く可能性がある。現在の実験にはこの組み合わせが無い</w:t>
+      </w:r>
+    </w:p>
+    <w:p>
+      <w:pPr>
+        <w:pStyle w:val="ListParagraph"/>
+      </w:pPr>
+      <w:r>
+        <w:t>拡張なしの条件はエポック数を150〜200に落とす（ピークの3〜4倍）。1000エポックはGPU時間の95%を捨てている。2台で並行して回している以上、実験の回転率に直結する。検証F1が100エポック改善しなければ打ち切る早期終了を入れれば自動で判断できる</w:t>
+      </w:r>
+    </w:p>
+    <w:p>
+      <w:pPr>
+        <w:pStyle w:val="ListParagraph"/>
+      </w:pPr>
+      <w:r>
+        <w:t>bg_ratio（1章）は背景での誤検出への対策として挙げているが、学習データが14,816枚から最大38,148枚に増えるため、過学習にも効くはずである。データ量は拡張と並ぶ王道の対策であり、1章の優先度はこの観点からも支持される</w:t>
+      </w:r>
+    </w:p>
+    <w:p>
+      <w:pPr>
+        <w:pStyle w:val="ListParagraph"/>
+      </w:pPr>
+      <w:r>
+        <w:t>weight_decayは現在未使用（Adam lr=1e-4）。1e-4〜1e-5を入れるのは低コストだが、効果は拡張に比べれば小さい</w:t>
       </w:r>
     </w:p>
     <w:p>
